--- a/初二练习册/教师版/秋08 第4讲物态变化（一）一 练习册 教师版.docx
+++ b/初二练习册/教师版/秋08 第4讲物态变化（一）一 练习册 教师版.docx
@@ -3305,7 +3305,21 @@
         <w:rPr>
           <w:rFonts w:hint="eastAsia"/>
         </w:rPr>
-        <w:t>一个标准大气压下，一刻度均匀的温度计放在冰水混合物中时，示数为</w:t>
+        <w:t>一个标准大气压下，</w:t>
+      </w:r>
+      <w:proofErr w:type="gramStart"/>
+      <w:r>
+        <w:rPr>
+          <w:rFonts w:hint="eastAsia"/>
+        </w:rPr>
+        <w:t>一</w:t>
+      </w:r>
+      <w:proofErr w:type="gramEnd"/>
+      <w:r>
+        <w:rPr>
+          <w:rFonts w:hint="eastAsia"/>
+        </w:rPr>
+        <w:t>刻度均匀的温度计放在冰水混合物中时，示数为</w:t>
       </w:r>
       <w:r>
         <w:t>10</w:t>
@@ -3314,7 +3328,21 @@
         <w:rPr>
           <w:rFonts w:hint="eastAsia"/>
         </w:rPr>
-        <w:t>℃；用它测沸水的温度时，读数是</w:t>
+        <w:t>℃；</w:t>
+      </w:r>
+      <w:proofErr w:type="gramStart"/>
+      <w:r>
+        <w:rPr>
+          <w:rFonts w:hint="eastAsia"/>
+        </w:rPr>
+        <w:t>用它测沸水</w:t>
+      </w:r>
+      <w:proofErr w:type="gramEnd"/>
+      <w:r>
+        <w:rPr>
+          <w:rFonts w:hint="eastAsia"/>
+        </w:rPr>
+        <w:t>的温度时，读数是</w:t>
       </w:r>
       <w:r>
         <w:t>90</w:t>
@@ -3689,7 +3717,21 @@
         <w:rPr>
           <w:rFonts w:hint="eastAsia"/>
         </w:rPr>
-        <w:t>凝固过程温度先降低后不变再降低</w:t>
+        <w:t>凝固过程温度先降低后</w:t>
+      </w:r>
+      <w:proofErr w:type="gramStart"/>
+      <w:r>
+        <w:rPr>
+          <w:rFonts w:hint="eastAsia"/>
+        </w:rPr>
+        <w:t>不变再</w:t>
+      </w:r>
+      <w:proofErr w:type="gramEnd"/>
+      <w:r>
+        <w:rPr>
+          <w:rFonts w:hint="eastAsia"/>
+        </w:rPr>
+        <w:t>降低</w:t>
       </w:r>
     </w:p>
     <w:p>
@@ -4228,8 +4270,16 @@
         <w:rPr>
           <w:rFonts w:hint="eastAsia"/>
         </w:rPr>
-        <w:t>物质是固态或液态或固液共存</w:t>
-      </w:r>
+        <w:t>物质是固态或液态</w:t>
+      </w:r>
+      <w:proofErr w:type="gramStart"/>
+      <w:r>
+        <w:rPr>
+          <w:rFonts w:hint="eastAsia"/>
+        </w:rPr>
+        <w:t>或固液共存</w:t>
+      </w:r>
+      <w:proofErr w:type="gramEnd"/>
     </w:p>
     <w:p>
       <w:pPr>
@@ -4594,9 +4644,6 @@
       <w:pPr>
         <w:pStyle w:val="1230"/>
         <w:ind w:left="588"/>
-        <w:rPr>
-          <w:rFonts w:hint="eastAsia"/>
-        </w:rPr>
       </w:pPr>
       <w:r>
         <w:rPr>
@@ -5778,9 +5825,6 @@
       <w:pPr>
         <w:pStyle w:val="1230"/>
         <w:ind w:left="588"/>
-        <w:rPr>
-          <w:rFonts w:hint="eastAsia"/>
-        </w:rPr>
       </w:pPr>
       <w:r>
         <w:rPr>
@@ -5977,7 +6021,15 @@
         <w:t>1</w:t>
       </w:r>
       <w:r>
-        <w:t>所示，一只小狗用舌头舔地上的井盖，被粘住了，动弹不得，该过程是</w:t>
+        <w:t>所示，一只小狗用舌头</w:t>
+      </w:r>
+      <w:proofErr w:type="gramStart"/>
+      <w:r>
+        <w:t>舔</w:t>
+      </w:r>
+      <w:proofErr w:type="gramEnd"/>
+      <w:r>
+        <w:t>地上的井盖，被粘住了，动弹不得，该过程是</w:t>
       </w:r>
       <w:r>
         <w:t>________</w:t>
@@ -6115,7 +6167,21 @@
         <w:rPr>
           <w:rFonts w:hint="eastAsia"/>
         </w:rPr>
-        <w:t>所示，小梦发现肥皂泡在很冷的室外会迅速结冰，掉落在地面如同散落的玻璃球，该过程是</w:t>
+        <w:t>所示，小</w:t>
+      </w:r>
+      <w:proofErr w:type="gramStart"/>
+      <w:r>
+        <w:rPr>
+          <w:rFonts w:hint="eastAsia"/>
+        </w:rPr>
+        <w:t>梦发现</w:t>
+      </w:r>
+      <w:proofErr w:type="gramEnd"/>
+      <w:r>
+        <w:rPr>
+          <w:rFonts w:hint="eastAsia"/>
+        </w:rPr>
+        <w:t>肥皂泡在很冷的室外会迅速结冰，掉落在地面如同散落的玻璃球，该过程是</w:t>
       </w:r>
       <w:r>
         <w:t>________</w:t>
@@ -6860,7 +6926,21 @@
         <w:rPr>
           <w:rFonts w:hint="eastAsia"/>
         </w:rPr>
-        <w:t>）实验中小丽收集到了如表</w:t>
+        <w:t>）实验</w:t>
+      </w:r>
+      <w:proofErr w:type="gramStart"/>
+      <w:r>
+        <w:rPr>
+          <w:rFonts w:hint="eastAsia"/>
+        </w:rPr>
+        <w:t>中小丽</w:t>
+      </w:r>
+      <w:proofErr w:type="gramEnd"/>
+      <w:r>
+        <w:rPr>
+          <w:rFonts w:hint="eastAsia"/>
+        </w:rPr>
+        <w:t>收集到了如表</w:t>
       </w:r>
       <w:r>
         <w:rPr>
@@ -7374,6 +7454,7 @@
                 <w:szCs w:val="18"/>
               </w:rPr>
             </w:pPr>
+            <w:proofErr w:type="gramStart"/>
             <w:r>
               <w:rPr>
                 <w:rFonts w:ascii="Times New Roman" w:eastAsia="新宋体" w:hAnsi="Times New Roman" w:hint="eastAsia"/>
@@ -7382,6 +7463,7 @@
               </w:rPr>
               <w:t>固液共存</w:t>
             </w:r>
+            <w:proofErr w:type="gramEnd"/>
           </w:p>
         </w:tc>
         <w:tc>
@@ -7397,6 +7479,7 @@
                 <w:szCs w:val="18"/>
               </w:rPr>
             </w:pPr>
+            <w:proofErr w:type="gramStart"/>
             <w:r>
               <w:rPr>
                 <w:rFonts w:ascii="Times New Roman" w:eastAsia="新宋体" w:hAnsi="Times New Roman" w:hint="eastAsia"/>
@@ -7405,6 +7488,7 @@
               </w:rPr>
               <w:t>固液共存</w:t>
             </w:r>
+            <w:proofErr w:type="gramEnd"/>
           </w:p>
         </w:tc>
         <w:tc>
@@ -7519,7 +7603,21 @@
         <w:rPr>
           <w:rFonts w:hint="eastAsia"/>
         </w:rPr>
-        <w:t>）如图乙是小刚进行实验绘制出的温度﹣时间图像，其中没有出现明显的水平段，实验的操作和记录均无错误，则原因可能是</w:t>
+        <w:t>）如图乙是小刚进行实验绘制出的温度﹣时间图像，其中没有出现明显的水平段，实验的操作和记录均无错误，</w:t>
+      </w:r>
+      <w:proofErr w:type="gramStart"/>
+      <w:r>
+        <w:rPr>
+          <w:rFonts w:hint="eastAsia"/>
+        </w:rPr>
+        <w:t>则原因</w:t>
+      </w:r>
+      <w:proofErr w:type="gramEnd"/>
+      <w:r>
+        <w:rPr>
+          <w:rFonts w:hint="eastAsia"/>
+        </w:rPr>
+        <w:t>可能是</w:t>
       </w:r>
       <w:r>
         <w:rPr>
@@ -8114,7 +8212,21 @@
         <w:rPr>
           <w:rFonts w:hint="eastAsia"/>
         </w:rPr>
-        <w:t>的盐水结成的冰给冷藏盒中的药品降温效果最好，大家讨论后认为这一结论并不可靠，根据盐水凝固点随浓度的变化特点，还需要选择</w:t>
+        <w:t>的盐水结成</w:t>
+      </w:r>
+      <w:proofErr w:type="gramStart"/>
+      <w:r>
+        <w:rPr>
+          <w:rFonts w:hint="eastAsia"/>
+        </w:rPr>
+        <w:t>的冰给冷藏</w:t>
+      </w:r>
+      <w:proofErr w:type="gramEnd"/>
+      <w:r>
+        <w:rPr>
+          <w:rFonts w:hint="eastAsia"/>
+        </w:rPr>
+        <w:t>盒中的药品降温效果最好，大家讨论后认为这一结论并不可靠，根据盐水凝固点随浓度的变化特点，还需要选择</w:t>
       </w:r>
       <w:r>
         <w:rPr>
@@ -8533,7 +8645,21 @@
         <w:rPr>
           <w:rFonts w:hint="eastAsia"/>
         </w:rPr>
-        <w:t>）出现液态水（固液共存状态）；（</w:t>
+        <w:t>）出现液态水（</w:t>
+      </w:r>
+      <w:proofErr w:type="gramStart"/>
+      <w:r>
+        <w:rPr>
+          <w:rFonts w:hint="eastAsia"/>
+        </w:rPr>
+        <w:t>固液共存</w:t>
+      </w:r>
+      <w:proofErr w:type="gramEnd"/>
+      <w:r>
+        <w:rPr>
+          <w:rFonts w:hint="eastAsia"/>
+        </w:rPr>
+        <w:t>状态）；（</w:t>
       </w:r>
       <w:r>
         <w:rPr>
@@ -8619,8 +8745,9 @@
           <w:sz w:val="1"/>
           <w:szCs w:val="1"/>
         </w:rPr>
-        <w:t>声明：试题解析著作权属菁优网所有，未经书面同意，不得复制发布日期：</w:t>
-      </w:r>
+        <w:t>声明：试题解析著作权属</w:t>
+      </w:r>
+      <w:proofErr w:type="gramStart"/>
       <w:r>
         <w:rPr>
           <w:rFonts w:ascii="Times New Roman" w:eastAsia="新宋体" w:hAnsi="Times New Roman" w:hint="eastAsia"/>
@@ -8628,8 +8755,9 @@
           <w:sz w:val="1"/>
           <w:szCs w:val="1"/>
         </w:rPr>
-        <w:t>2026/6/1 18:48:03</w:t>
-      </w:r>
+        <w:t>菁优网</w:t>
+      </w:r>
+      <w:proofErr w:type="gramEnd"/>
       <w:r>
         <w:rPr>
           <w:rFonts w:ascii="Times New Roman" w:eastAsia="新宋体" w:hAnsi="Times New Roman" w:hint="eastAsia"/>
@@ -8637,7 +8765,7 @@
           <w:sz w:val="1"/>
           <w:szCs w:val="1"/>
         </w:rPr>
-        <w:t>；用户：</w:t>
+        <w:t>所有，未经书面同意，不得复制发布日期：</w:t>
       </w:r>
       <w:r>
         <w:rPr>
@@ -8646,7 +8774,7 @@
           <w:sz w:val="1"/>
           <w:szCs w:val="1"/>
         </w:rPr>
-        <w:t>15915845059</w:t>
+        <w:t>2026/6/1 18:48:03</w:t>
       </w:r>
       <w:r>
         <w:rPr>
@@ -8655,7 +8783,7 @@
           <w:sz w:val="1"/>
           <w:szCs w:val="1"/>
         </w:rPr>
-        <w:t>；邮箱：</w:t>
+        <w:t>；用户：</w:t>
       </w:r>
       <w:r>
         <w:rPr>
@@ -8673,7 +8801,7 @@
           <w:sz w:val="1"/>
           <w:szCs w:val="1"/>
         </w:rPr>
-        <w:t>；学号：</w:t>
+        <w:t>；邮箱：</w:t>
       </w:r>
       <w:r>
         <w:rPr>
@@ -8682,6 +8810,24 @@
           <w:sz w:val="1"/>
           <w:szCs w:val="1"/>
         </w:rPr>
+        <w:t>15915845059</w:t>
+      </w:r>
+      <w:r>
+        <w:rPr>
+          <w:rFonts w:ascii="Times New Roman" w:eastAsia="新宋体" w:hAnsi="Times New Roman" w:hint="eastAsia"/>
+          <w:color w:val="FFFFFF"/>
+          <w:sz w:val="1"/>
+          <w:szCs w:val="1"/>
+        </w:rPr>
+        <w:t>；学号：</w:t>
+      </w:r>
+      <w:r>
+        <w:rPr>
+          <w:rFonts w:ascii="Times New Roman" w:eastAsia="新宋体" w:hAnsi="Times New Roman" w:hint="eastAsia"/>
+          <w:color w:val="FFFFFF"/>
+          <w:sz w:val="1"/>
+          <w:szCs w:val="1"/>
+        </w:rPr>
         <w:t>25300373</w:t>
       </w:r>
     </w:p>
@@ -8760,7 +8906,7 @@
         <w:spacing w:line="360" w:lineRule="auto"/>
         <w:ind w:leftChars="130" w:left="273"/>
         <w:rPr>
-          <w:rFonts w:ascii="Times New Roman" w:eastAsia="新宋体" w:hAnsi="Times New Roman" w:hint="eastAsia"/>
+          <w:rFonts w:ascii="Times New Roman" w:eastAsia="新宋体" w:hAnsi="Times New Roman"/>
           <w:szCs w:val="21"/>
         </w:rPr>
       </w:pPr>
@@ -9106,7 +9252,21 @@
         <w:rPr>
           <w:rFonts w:hint="eastAsia"/>
         </w:rPr>
-        <w:t>任务一：收集与温度计有关的资料，了解温度计发展历程、原理及使用方法。</w:t>
+        <w:t>任务</w:t>
+      </w:r>
+      <w:proofErr w:type="gramStart"/>
+      <w:r>
+        <w:rPr>
+          <w:rFonts w:hint="eastAsia"/>
+        </w:rPr>
+        <w:t>一</w:t>
+      </w:r>
+      <w:proofErr w:type="gramEnd"/>
+      <w:r>
+        <w:rPr>
+          <w:rFonts w:hint="eastAsia"/>
+        </w:rPr>
+        <w:t>：收集与温度计有关的资料，了解温度计发展历程、原理及使用方法。</w:t>
       </w:r>
     </w:p>
     <w:p>
@@ -9915,7 +10075,21 @@
         <w:rPr>
           <w:rFonts w:hint="eastAsia"/>
         </w:rPr>
-        <w:t>）如图丁，是小华仿制的一款伽利略温度计。一个充满气体的细口瓶用细玻璃管连接后插在装有红色液体的容器中，细管中的红色液面清晰可见。当发现其液面由</w:t>
+        <w:t>）如</w:t>
+      </w:r>
+      <w:proofErr w:type="gramStart"/>
+      <w:r>
+        <w:rPr>
+          <w:rFonts w:hint="eastAsia"/>
+        </w:rPr>
+        <w:t>图丁</w:t>
+      </w:r>
+      <w:proofErr w:type="gramEnd"/>
+      <w:r>
+        <w:rPr>
+          <w:rFonts w:hint="eastAsia"/>
+        </w:rPr>
+        <w:t>，是小华仿制的一款伽利略温度计。一个充满气体的细口瓶用细玻璃管连接后插在装有红色液体的容器中，细管中的红色液面清晰可见。当发现其液面由</w:t>
       </w:r>
       <w:r>
         <w:rPr>
@@ -10008,7 +10182,21 @@
         <w:rPr>
           <w:rFonts w:hint="eastAsia"/>
         </w:rPr>
-        <w:t>）读数时玻璃泡未浸没在被测液体中；视线与温度计中液柱的上表面没有相平；﹣</w:t>
+        <w:t>）读数时</w:t>
+      </w:r>
+      <w:proofErr w:type="gramStart"/>
+      <w:r>
+        <w:rPr>
+          <w:rFonts w:hint="eastAsia"/>
+        </w:rPr>
+        <w:t>玻璃泡未浸没</w:t>
+      </w:r>
+      <w:proofErr w:type="gramEnd"/>
+      <w:r>
+        <w:rPr>
+          <w:rFonts w:hint="eastAsia"/>
+        </w:rPr>
+        <w:t>在被测液体中；视线与温度计中液柱的上表面没有相平；﹣</w:t>
       </w:r>
       <w:r>
         <w:rPr>
